--- a/dist/ga-meeting-minutes-20261002.docx
+++ b/dist/ga-meeting-minutes-20261002.docx
@@ -279,7 +279,7 @@
                 <w:sz w:val="17"/>
                 <w:szCs w:val="17"/>
               </w:rPr>
-              <w:t xml:space="preserve">세일즈혁신TF 이헌수 · GA 측 7명 (영업지원 · 교육 · 기획 담당)   ※ 성명은 GA 측 확인 후 기재</w:t>
+              <w:t xml:space="preserve">GA 2명 · 장기청약파트 1명 · 세일즈혁신TF 2명(이헌수 외 1명)   ※ 성명은 확인 후 기재</w:t>
             </w:r>
           </w:p>
         </w:tc>
@@ -485,7 +485,7 @@
           <w:sz w:val="20"/>
           <w:szCs w:val="20"/>
         </w:rPr>
-        <w:t xml:space="preserve">표적항암·면역항암 칸은 약물 1종(단일 약품)만 쓴 것으로 계산하고, 2종·3종 조건 담보는 뺀다. 카티항암 칸은 「표적/면역 2종」 합산 칸으로 바꾼다.</w:t>
+        <w:t xml:space="preserve">암 진단금은 소액암·고액암을 빼고 일반암·유사암만 둔다. 표적항암·면역항암 칸은 약물 1종(단일 약품)만 쓴 것으로 계산하고, 2종·3종 조건 담보는 뺀다. 카티항암 칸은 「표적/면역 2종」 합산 칸으로 바꾼다.</w:t>
       </w:r>
     </w:p>
     <w:p>
@@ -1353,7 +1353,7 @@
                 <w:sz w:val="17"/>
                 <w:szCs w:val="17"/>
               </w:rPr>
-              <w:t xml:space="preserve">소액암·고액암은 요즘 거의 팔지 않으니 빼고 일반암·유사암만 두자는 의견. GA가 요구사항에서 최종 정리</w:t>
+              <w:t xml:space="preserve">확정 — 소액암·고액암은 요즘 거의 팔지 않으므로 빼고, 진단금은 일반암 · 유사암만 둔다</w:t>
             </w:r>
           </w:p>
         </w:tc>
@@ -3923,7 +3923,112 @@
                 <w:sz w:val="17"/>
                 <w:szCs w:val="17"/>
               </w:rPr>
-              <w:t xml:space="preserve">소액암·고액암 삭제, 국내주요수술 명칭 수정, 간병인 문구</w:t>
+              <w:t xml:space="preserve">진단금 소액암·고액암 삭제(일반암 · 유사암만)</w:t>
+            </w:r>
+          </w:p>
+        </w:tc>
+        <w:tc>
+          <w:tcPr>
+            <w:tcW w:type="dxa" w:w="1481"/>
+            <w:tcBorders>
+              <w:top w:val="single" w:color="B9B9B9" w:sz="4"/>
+              <w:left w:val="single" w:color="B9B9B9" w:sz="4"/>
+              <w:bottom w:val="single" w:color="B9B9B9" w:sz="4"/>
+              <w:right w:val="single" w:color="B9B9B9" w:sz="4"/>
+            </w:tcBorders>
+            <w:tcMar>
+              <w:top w:type="dxa" w:w="60"/>
+              <w:left w:type="dxa" w:w="90"/>
+              <w:bottom w:type="dxa" w:w="60"/>
+              <w:right w:type="dxa" w:w="90"/>
+            </w:tcMar>
+            <w:vAlign w:val="top"/>
+          </w:tcPr>
+          <w:p>
+            <w:pPr>
+              <w:spacing w:line="264"/>
+            </w:pPr>
+            <w:r>
+              <w:rPr>
+                <w:rFonts w:ascii="맑은 고딕" w:cs="맑은 고딕" w:eastAsia="맑은 고딕" w:hAnsi="맑은 고딕"/>
+                <w:b w:val="false"/>
+                <w:bCs w:val="false"/>
+                <w:sz w:val="17"/>
+                <w:szCs w:val="17"/>
+              </w:rPr>
+              <w:t xml:space="preserve">대기</w:t>
+            </w:r>
+          </w:p>
+        </w:tc>
+        <w:tc>
+          <w:tcPr>
+            <w:tcW w:type="dxa" w:w="5104"/>
+            <w:tcBorders>
+              <w:top w:val="single" w:color="B9B9B9" w:sz="4"/>
+              <w:left w:val="single" w:color="B9B9B9" w:sz="4"/>
+              <w:bottom w:val="single" w:color="B9B9B9" w:sz="4"/>
+              <w:right w:val="single" w:color="B9B9B9" w:sz="4"/>
+            </w:tcBorders>
+            <w:tcMar>
+              <w:top w:type="dxa" w:w="60"/>
+              <w:left w:type="dxa" w:w="90"/>
+              <w:bottom w:type="dxa" w:w="60"/>
+              <w:right w:type="dxa" w:w="90"/>
+            </w:tcMar>
+            <w:vAlign w:val="top"/>
+          </w:tcPr>
+          <w:p>
+            <w:pPr>
+              <w:spacing w:line="264"/>
+            </w:pPr>
+            <w:r>
+              <w:rPr>
+                <w:rFonts w:ascii="맑은 고딕" w:cs="맑은 고딕" w:eastAsia="맑은 고딕" w:hAnsi="맑은 고딕"/>
+                <w:b w:val="false"/>
+                <w:bCs w:val="false"/>
+                <w:sz w:val="17"/>
+                <w:szCs w:val="17"/>
+              </w:rPr>
+              <w:t xml:space="preserve">GA 양식 수정본 수신 후 1쪽 구성과 함께 반영</w:t>
+            </w:r>
+          </w:p>
+        </w:tc>
+      </w:tr>
+      <w:tr>
+        <w:trPr>
+          <w:cantSplit/>
+          <w:tblHeader w:val="off"/>
+        </w:trPr>
+        <w:tc>
+          <w:tcPr>
+            <w:tcW w:type="dxa" w:w="3621"/>
+            <w:tcBorders>
+              <w:top w:val="single" w:color="B9B9B9" w:sz="4"/>
+              <w:left w:val="single" w:color="B9B9B9" w:sz="4"/>
+              <w:bottom w:val="single" w:color="B9B9B9" w:sz="4"/>
+              <w:right w:val="single" w:color="B9B9B9" w:sz="4"/>
+            </w:tcBorders>
+            <w:tcMar>
+              <w:top w:type="dxa" w:w="60"/>
+              <w:left w:type="dxa" w:w="90"/>
+              <w:bottom w:type="dxa" w:w="60"/>
+              <w:right w:type="dxa" w:w="90"/>
+            </w:tcMar>
+            <w:vAlign w:val="top"/>
+          </w:tcPr>
+          <w:p>
+            <w:pPr>
+              <w:spacing w:line="264"/>
+            </w:pPr>
+            <w:r>
+              <w:rPr>
+                <w:rFonts w:ascii="맑은 고딕" w:cs="맑은 고딕" w:eastAsia="맑은 고딕" w:hAnsi="맑은 고딕"/>
+                <w:b w:val="false"/>
+                <w:bCs w:val="false"/>
+                <w:sz w:val="17"/>
+                <w:szCs w:val="17"/>
+              </w:rPr>
+              <w:t xml:space="preserve">국내주요수술 명칭 수정, 간병인 문구</w:t>
             </w:r>
           </w:p>
         </w:tc>
@@ -4383,7 +4488,7 @@
                 <w:sz w:val="17"/>
                 <w:szCs w:val="17"/>
               </w:rPr>
-              <w:t xml:space="preserve">1쪽 양식 수정본 + 요구사항(줄글 가능, 자세할수록 좋음): 간병인 문구, 암 진단금 구성(소액·고액 삭제 여부), 국내주요수술 명칭 · 구성 재검토</w:t>
+              <w:t xml:space="preserve">1쪽 양식 수정본 + 요구사항(줄글 가능, 자세할수록 좋음): 간병인 문구, 국내주요수술 명칭 · 구성 재검토, 소액암·고액암을 뺀 진단금 칸 배치</w:t>
             </w:r>
           </w:p>
         </w:tc>
@@ -4935,7 +5040,7 @@
                 <w:sz w:val="17"/>
                 <w:szCs w:val="17"/>
               </w:rPr>
-              <w:t xml:space="preserve">상품 개정 · 신담보 출시 시 세일즈혁신TF에 수시 공유(세일즈혁신TF는 상품 메일을 받지 못함). 탑재 · 전달 관련은 청약(박상현 차장)과도 소통</w:t>
+              <w:t xml:space="preserve">상품 개정 · 신담보 출시 시 세일즈혁신TF에 수시 공유(세일즈혁신TF는 상품 메일을 받지 못함). 탑재 · 전달 관련은 장기청약파트(박상현 차장)와도 소통</w:t>
             </w:r>
           </w:p>
         </w:tc>
@@ -4968,7 +5073,7 @@
                 <w:sz w:val="17"/>
                 <w:szCs w:val="17"/>
               </w:rPr>
-              <w:t xml:space="preserve">GA · 청약</w:t>
+              <w:t xml:space="preserve">GA · 장기청약파트</w:t>
             </w:r>
           </w:p>
         </w:tc>

--- a/dist/ga-meeting-minutes-20261002.docx
+++ b/dist/ga-meeting-minutes-20261002.docx
@@ -279,7 +279,7 @@
                 <w:sz w:val="17"/>
                 <w:szCs w:val="17"/>
               </w:rPr>
-              <w:t xml:space="preserve">GA 2명 · 장기청약파트 1명 · 세일즈혁신TF 2명(이헌수 외 1명)   ※ 성명은 확인 후 기재</w:t>
+              <w:t xml:space="preserve">GA : 최빛나라님 · 강빛나님   |   장기청약파트 : 박상현님   |   세일즈혁신TF : 이희정님 · 이헌수님</w:t>
             </w:r>
           </w:p>
         </w:tc>
